--- a/klagomål/A 8615-2026 FSC-klagomål.docx
+++ b/klagomål/A 8615-2026 FSC-klagomål.docx
@@ -700,7 +700,7 @@
     <w:r>
       <w:tab/>
       <w:tab/>
-      <w:t>2026-03-01</w:t>
+      <w:t>2026-03-02</w:t>
       <w:br/>
       <w:br/>
     </w:r>

--- a/klagomål/A 8615-2026 FSC-klagomål.docx
+++ b/klagomål/A 8615-2026 FSC-klagomål.docx
@@ -700,7 +700,7 @@
     <w:r>
       <w:tab/>
       <w:tab/>
-      <w:t>2026-03-02</w:t>
+      <w:t>2026-03-03</w:t>
       <w:br/>
       <w:br/>
     </w:r>

--- a/klagomål/A 8615-2026 FSC-klagomål.docx
+++ b/klagomål/A 8615-2026 FSC-klagomål.docx
@@ -700,7 +700,7 @@
     <w:r>
       <w:tab/>
       <w:tab/>
-      <w:t>2026-03-03</w:t>
+      <w:t>2026-03-04</w:t>
       <w:br/>
       <w:br/>
     </w:r>

--- a/klagomål/A 8615-2026 FSC-klagomål.docx
+++ b/klagomål/A 8615-2026 FSC-klagomål.docx
@@ -700,7 +700,7 @@
     <w:r>
       <w:tab/>
       <w:tab/>
-      <w:t>2026-03-04</w:t>
+      <w:t>2026-03-05</w:t>
       <w:br/>
       <w:br/>
     </w:r>

--- a/klagomål/A 8615-2026 FSC-klagomål.docx
+++ b/klagomål/A 8615-2026 FSC-klagomål.docx
@@ -700,7 +700,7 @@
     <w:r>
       <w:tab/>
       <w:tab/>
-      <w:t>2026-03-05</w:t>
+      <w:t>2026-03-06</w:t>
       <w:br/>
       <w:br/>
     </w:r>

--- a/klagomål/A 8615-2026 FSC-klagomål.docx
+++ b/klagomål/A 8615-2026 FSC-klagomål.docx
@@ -700,7 +700,7 @@
     <w:r>
       <w:tab/>
       <w:tab/>
-      <w:t>2026-03-06</w:t>
+      <w:t>2026-03-07</w:t>
       <w:br/>
       <w:br/>
     </w:r>

--- a/klagomål/A 8615-2026 FSC-klagomål.docx
+++ b/klagomål/A 8615-2026 FSC-klagomål.docx
@@ -700,7 +700,7 @@
     <w:r>
       <w:tab/>
       <w:tab/>
-      <w:t>2026-03-07</w:t>
+      <w:t>2026-03-08</w:t>
       <w:br/>
       <w:br/>
     </w:r>

--- a/klagomål/A 8615-2026 FSC-klagomål.docx
+++ b/klagomål/A 8615-2026 FSC-klagomål.docx
@@ -700,7 +700,7 @@
     <w:r>
       <w:tab/>
       <w:tab/>
-      <w:t>2026-03-08</w:t>
+      <w:t>2026-03-09</w:t>
       <w:br/>
       <w:br/>
     </w:r>

--- a/klagomål/A 8615-2026 FSC-klagomål.docx
+++ b/klagomål/A 8615-2026 FSC-klagomål.docx
@@ -700,7 +700,7 @@
     <w:r>
       <w:tab/>
       <w:tab/>
-      <w:t>2026-03-09</w:t>
+      <w:t>2026-03-10</w:t>
       <w:br/>
       <w:br/>
     </w:r>

--- a/klagomål/A 8615-2026 FSC-klagomål.docx
+++ b/klagomål/A 8615-2026 FSC-klagomål.docx
@@ -700,7 +700,7 @@
     <w:r>
       <w:tab/>
       <w:tab/>
-      <w:t>2026-03-10</w:t>
+      <w:t>2026-03-11</w:t>
       <w:br/>
       <w:br/>
     </w:r>

--- a/klagomål/A 8615-2026 FSC-klagomål.docx
+++ b/klagomål/A 8615-2026 FSC-klagomål.docx
@@ -700,7 +700,7 @@
     <w:r>
       <w:tab/>
       <w:tab/>
-      <w:t>2026-03-11</w:t>
+      <w:t>2026-03-12</w:t>
       <w:br/>
       <w:br/>
     </w:r>

--- a/klagomål/A 8615-2026 FSC-klagomål.docx
+++ b/klagomål/A 8615-2026 FSC-klagomål.docx
@@ -168,7 +168,7 @@
     </w:p>
     <w:p>
       <w:r>
-        <w:t>Detta dokument behandlar höga naturvärden i avverkningsanmälan A 8615-2026 i Sollefteå kommun. Denna avverkningsanmälan inkom 2026-02-12 21:57:50 och omfattar 4,5 ha.</w:t>
+        <w:t>Detta dokument behandlar höga naturvärden i avverkningsanmälan A 8615-2026 i Sollefteå kommun. Denna avverkningsanmälan inkom 2026-02-12 00:00:00 och omfattar 4,5 ha.</w:t>
       </w:r>
     </w:p>
     <w:p>
@@ -700,7 +700,7 @@
     <w:r>
       <w:tab/>
       <w:tab/>
-      <w:t>2026-03-12</w:t>
+      <w:t>2026-03-13</w:t>
       <w:br/>
       <w:br/>
     </w:r>
